--- a/resources/templates/support-form/Донецьк.docx
+++ b/resources/templates/support-form/Донецьк.docx
@@ -441,7 +441,7 @@
                 <w:kern w:val="2"/>
                 <w:sz w:val="24"/>
                 <w:szCs w:val="24"/>
-                <w:lang w:val="en-US" w:eastAsia="ru-RU"/>
+                <w:lang w:eastAsia="ru-RU"/>
                 <w14:ligatures w14:val="standardContextual"/>
               </w:rPr>
             </w:pPr>
@@ -452,7 +452,7 @@
                 <w:noProof/>
                 <w:sz w:val="24"/>
                 <w:szCs w:val="24"/>
-                <w:lang w:val="en-GB" w:eastAsia="ru-RU"/>
+                <w:lang w:eastAsia="ru-RU"/>
               </w:rPr>
               <w:t xml:space="preserve">№ </w:t>
             </w:r>
@@ -461,7 +461,7 @@
                 <w:rFonts w:ascii="Times New Roman" w:eastAsia="Batang" w:hAnsi="Times New Roman"/>
                 <w:b/>
                 <w:noProof/>
-                <w:lang w:val="en-GB" w:eastAsia="ru-RU"/>
+                <w:lang w:eastAsia="ru-RU"/>
               </w:rPr>
               <w:t xml:space="preserve">{{ </w:t>
             </w:r>
@@ -481,24 +481,60 @@
                 <w:noProof/>
                 <w:lang w:val="en-US" w:eastAsia="ru-RU"/>
               </w:rPr>
-              <w:t>oc.</w:t>
+              <w:t>oc</w:t>
             </w:r>
             <w:r>
               <w:rPr>
                 <w:rFonts w:ascii="Times New Roman" w:eastAsia="Batang" w:hAnsi="Times New Roman"/>
                 <w:b/>
                 <w:noProof/>
-                <w:lang w:val="en-GB" w:eastAsia="ru-RU"/>
-              </w:rPr>
-              <w:t>SUPP_NUMBER }}</w:t>
+                <w:lang w:eastAsia="ru-RU"/>
+              </w:rPr>
+              <w:t>.</w:t>
             </w:r>
             <w:r>
               <w:rPr>
                 <w:rFonts w:ascii="Times New Roman" w:eastAsia="Batang" w:hAnsi="Times New Roman"/>
                 <w:b/>
                 <w:noProof/>
+                <w:lang w:val="en-GB" w:eastAsia="ru-RU"/>
+              </w:rPr>
+              <w:t>SUPP</w:t>
+            </w:r>
+            <w:r>
+              <w:rPr>
+                <w:rFonts w:ascii="Times New Roman" w:eastAsia="Batang" w:hAnsi="Times New Roman"/>
+                <w:b/>
+                <w:noProof/>
+                <w:lang w:eastAsia="ru-RU"/>
+              </w:rPr>
+              <w:t>_</w:t>
+            </w:r>
+            <w:r>
+              <w:rPr>
+                <w:rFonts w:ascii="Times New Roman" w:eastAsia="Batang" w:hAnsi="Times New Roman"/>
+                <w:b/>
+                <w:noProof/>
+                <w:lang w:val="en-GB" w:eastAsia="ru-RU"/>
+              </w:rPr>
+              <w:t>NUMBER</w:t>
+            </w:r>
+            <w:r>
+              <w:rPr>
+                <w:rFonts w:ascii="Times New Roman" w:eastAsia="Batang" w:hAnsi="Times New Roman"/>
+                <w:b/>
+                <w:noProof/>
+                <w:lang w:eastAsia="ru-RU"/>
+              </w:rPr>
+              <w:t xml:space="preserve"> }}</w:t>
+            </w:r>
+            <w:r>
+              <w:rPr>
+                <w:rFonts w:ascii="Times New Roman" w:eastAsia="Batang" w:hAnsi="Times New Roman"/>
+                <w:b/>
+                <w:noProof/>
                 <w:kern w:val="2"/>
-                <w:lang w:val="en-GB" w:eastAsia="ru-RU"/>
+                <w:lang w:eastAsia="ru-RU"/>
                 <w14:ligatures w14:val="standardContextual"/>
               </w:rPr>
               <w:t>/</w:t>
@@ -520,10 +556,21 @@
                 <w:b/>
                 <w:noProof/>
                 <w:kern w:val="2"/>
+                <w:lang w:eastAsia="ru-RU"/>
+                <w14:ligatures w14:val="standardContextual"/>
+              </w:rPr>
+              <w:t xml:space="preserve">{ </w:t>
+            </w:r>
+            <w:r>
+              <w:rPr>
+                <w:rFonts w:ascii="Times New Roman" w:eastAsia="Batang" w:hAnsi="Times New Roman"/>
+                <w:b/>
+                <w:noProof/>
+                <w:kern w:val="2"/>
                 <w:lang w:val="en-US" w:eastAsia="ru-RU"/>
                 <w14:ligatures w14:val="standardContextual"/>
               </w:rPr>
-              <w:t>{ doc.INCREMENTAL</w:t>
+              <w:t>doc</w:t>
             </w:r>
             <w:r>
               <w:rPr>
@@ -534,6 +581,28 @@
                 <w:lang w:eastAsia="ru-RU"/>
                 <w14:ligatures w14:val="standardContextual"/>
               </w:rPr>
+              <w:t>.</w:t>
+            </w:r>
+            <w:r>
+              <w:rPr>
+                <w:rFonts w:ascii="Times New Roman" w:eastAsia="Batang" w:hAnsi="Times New Roman"/>
+                <w:b/>
+                <w:noProof/>
+                <w:kern w:val="2"/>
+                <w:lang w:val="en-US" w:eastAsia="ru-RU"/>
+                <w14:ligatures w14:val="standardContextual"/>
+              </w:rPr>
+              <w:t>INCREMENTAL</w:t>
+            </w:r>
+            <w:r>
+              <w:rPr>
+                <w:rFonts w:ascii="Times New Roman" w:eastAsia="Batang" w:hAnsi="Times New Roman"/>
+                <w:b/>
+                <w:noProof/>
+                <w:kern w:val="2"/>
+                <w:lang w:eastAsia="ru-RU"/>
+                <w14:ligatures w14:val="standardContextual"/>
+              </w:rPr>
               <w:t xml:space="preserve"> </w:t>
             </w:r>
             <w:r>
@@ -542,7 +611,7 @@
                 <w:b/>
                 <w:noProof/>
                 <w:kern w:val="2"/>
-                <w:lang w:val="en-US" w:eastAsia="ru-RU"/>
+                <w:lang w:eastAsia="ru-RU"/>
                 <w14:ligatures w14:val="standardContextual"/>
               </w:rPr>
               <w:t>}}</w:t>
@@ -780,7 +849,58 @@
           <w:rFonts w:ascii="Times New Roman" w:hAnsi="Times New Roman"/>
           <w:noProof/>
         </w:rPr>
-        <w:t xml:space="preserve">Направляємо на Вашу адресу копії матеріалів службового розслідування відносно військовослужбовця(ців) військової частини А0224 солдата {{ </w:t>
+        <w:t xml:space="preserve">Направляємо на Вашу адресу копії матеріалів службового розслідування відносно військовослужбовця(ців) військової частини А0224 </w:t>
+      </w:r>
+      <w:r>
+        <w:rPr>
+          <w:rFonts w:ascii="Times New Roman" w:hAnsi="Times New Roman"/>
+          <w:noProof/>
+        </w:rPr>
+        <w:t>{{</w:t>
+      </w:r>
+      <w:r>
+        <w:rPr>
+          <w:rFonts w:ascii="Times New Roman" w:hAnsi="Times New Roman"/>
+          <w:noProof/>
+          <w:lang w:val="en-US"/>
+        </w:rPr>
+        <w:t>doc</w:t>
+      </w:r>
+      <w:r>
+        <w:rPr>
+          <w:rFonts w:ascii="Times New Roman" w:hAnsi="Times New Roman"/>
+          <w:noProof/>
+        </w:rPr>
+        <w:t>.</w:t>
+      </w:r>
+      <w:r>
+        <w:rPr>
+          <w:rFonts w:ascii="Times New Roman" w:hAnsi="Times New Roman"/>
+          <w:noProof/>
+          <w:lang w:val="en-US"/>
+        </w:rPr>
+        <w:t>TITLE</w:t>
+      </w:r>
+      <w:r>
+        <w:rPr>
+          <w:rFonts w:ascii="Times New Roman" w:hAnsi="Times New Roman"/>
+          <w:noProof/>
+        </w:rPr>
+        <w:t>}}</w:t>
+      </w:r>
+      <w:r>
+        <w:rPr>
+          <w:rFonts w:ascii="Times New Roman" w:hAnsi="Times New Roman"/>
+          <w:noProof/>
+        </w:rPr>
+        <w:t xml:space="preserve"> </w:t>
+      </w:r>
+      <w:r>
+        <w:rPr>
+          <w:rFonts w:ascii="Times New Roman" w:hAnsi="Times New Roman"/>
+          <w:noProof/>
+        </w:rPr>
+        <w:t xml:space="preserve">{{ </w:t>
       </w:r>
       <w:r>
         <w:rPr>
